--- a/testakten/rentenrecht-erwerbsminderung-long-covid-pots-koeln/02_reha_entlassungsbericht_auszug_2026-05-09.docx
+++ b/testakten/rentenrecht-erwerbsminderung-long-covid-pots-koeln/02_reha_entlassungsbericht_auszug_2026-05-09.docx
@@ -465,7 +465,7 @@
         <w:color w:val="5C6569"/>
         <w:sz w:val="14"/>
       </w:rPr>
-      <w:t>Bergstraße 8 · 53937 Schleiden · Telefon 02445 771-0 · medizin@eifelblick.example</w:t>
+      <w:t>Bergstraße 8 · 53937 Schleiden · Telefon 02445 771-0 · medizin@eifelblick.de</w:t>
     </w:r>
   </w:p>
   <w:p>
